--- a/Aufgabenstellung/Prompts.docx
+++ b/Aufgabenstellung/Prompts.docx
@@ -4261,6 +4261,22 @@
       </w:r>
     </w:p>
     <w:p>
+      <w:pPr/>
+      <w:r>
+        <w:rPr>
+          <w:b/>
+          <w:i/>
+        </w:rPr>
+        <w:t xml:space="preserve">🔎 Anmerkung (Claude, Stand 30.08.2026): </w:t>
+      </w:r>
+      <w:r>
+        <w:rPr>
+          <w:i/>
+        </w:rPr>
+        <w:t>Diese Phase wurde in der Praxis so nicht durchlaufen. Statt eines reinen Planungs-Prompts mit den hier geforderten Dokumenten (docs/product-overview.md, docs/requirements.md, docs/use-cases.md, docs/business-processes.md) wurde von Anfang an eine einzige, bereits konkrete Aufgabenstellung verwendet (Aufgabenstellung/PropertyManager SaaS Grundstruktur.docx), die Produktrahmen und sofortigen Aufbau des Laravel/Vue-Grundgerüsts in einem Schritt kombinierte. Die vier oben genannten Dokumente existieren dadurch nicht in dieser Form; vergleichbarer Inhalt findet sich verteilt in docs/architecture.md (technische Entscheidungen) und docs/project-journal.md (chronologische Begründung, warum welche Entscheidung getroffen wurde). docs/roadmap.md wurde ebenfalls erst viel später erstellt -- nicht als Vorab-Priorisierung vor dem Programmieren, sondern nach Abschluss der Grundstruktur, basierend auf einer Konkurrenzanalyse (Immobilienverwaltung Riebeling GmbH) statt auf dieser Prompt-Vorlage.</w:t>
+      </w:r>
+    </w:p>
+    <w:p>
       <w:pPr>
         <w:pStyle w:val="berschrift1"/>
         <w:rPr>
@@ -4674,6 +4690,22 @@
       </w:r>
     </w:p>
     <w:p>
+      <w:pPr/>
+      <w:r>
+        <w:rPr>
+          <w:b/>
+          <w:i/>
+        </w:rPr>
+        <w:t xml:space="preserve">🔎 Anmerkung (Claude, Stand 30.08.2026): </w:t>
+      </w:r>
+      <w:r>
+        <w:rPr>
+          <w:i/>
+        </w:rPr>
+        <w:t>Kein separater docs/decisions/-Ordner mit einzelnen ADR-Dateien angelegt. Architekturentscheidungen wurden stattdessen fortlaufend in docs/architecture.md (Zielzustand) und docs/project-journal.md (Begründung samt Datum/Kontext, chronologisch) dokumentiert -- bei der bisherigen Anzahl an Entscheidungen erschien ein eigenes ADR-Verzeichnis als zusätzliche Struktur ohne klaren Mehrwert.</w:t>
+      </w:r>
+    </w:p>
+    <w:p>
       <w:r>
         <w:t xml:space="preserve">für wichtige Architecture </w:t>
       </w:r>
@@ -4956,6 +4988,22 @@
       <w:proofErr w:type="spellEnd"/>
     </w:p>
     <w:p>
+      <w:pPr/>
+      <w:r>
+        <w:rPr>
+          <w:b/>
+          <w:i/>
+        </w:rPr>
+        <w:t xml:space="preserve">🔎 Anmerkung (Claude, Stand 30.08.2026): </w:t>
+      </w:r>
+      <w:r>
+        <w:rPr>
+          <w:i/>
+        </w:rPr>
+        <w:t>rooms und parking_spaces wurden nicht als eigene Tabellen umgesetzt. Das Datenmodell endet bei Property -&gt; Building -&gt; Unit; eine feinere Unterteilung einzelner Einheiten in Räume oder eigenständige Stellplatz-Datensätze wurde als verfrüht eingeschätzt, solange kein konkreter Anwendungsfall danach verlangt (Prinzip: keine Tabellen auf Vorrat). Lässt sich bei Bedarf nachrüsten, ohne bestehende Migrationen zu verändern.</w:t>
+      </w:r>
+    </w:p>
+    <w:p>
       <w:pPr>
         <w:numPr>
           <w:ilvl w:val="0"/>
@@ -5084,6 +5132,22 @@
         <w:t>maintenance_attachments</w:t>
       </w:r>
       <w:proofErr w:type="spellEnd"/>
+    </w:p>
+    <w:p>
+      <w:pPr/>
+      <w:r>
+        <w:rPr>
+          <w:b/>
+          <w:i/>
+        </w:rPr>
+        <w:t xml:space="preserve">🔎 Anmerkung (Claude, Stand 30.08.2026): </w:t>
+      </w:r>
+      <w:r>
+        <w:rPr>
+          <w:i/>
+        </w:rPr>
+        <w:t>Keine eigene maintenance_attachments-Tabelle. Anhänge an Reparaturmeldungen laufen stattdessen über die bereits vorhandene, polymorphe documents-Tabelle (documentable_type/documentable_id) -- damit gibt es nur einen Datei-Anhang-Mechanismus im gesamten System statt zwei parallelen.</w:t>
+      </w:r>
     </w:p>
     <w:p>
       <w:pPr>
@@ -6428,6 +6492,22 @@
       </w:r>
     </w:p>
     <w:p>
+      <w:pPr/>
+      <w:r>
+        <w:rPr>
+          <w:b/>
+          <w:i/>
+        </w:rPr>
+        <w:t xml:space="preserve">🔎 Anmerkung (Claude, Stand 30.08.2026): </w:t>
+      </w:r>
+      <w:r>
+        <w:rPr>
+          <w:i/>
+        </w:rPr>
+        <w:t>Mehrere hier geforderte Bausteine fehlen noch: ein Organization Switcher in der UI (users.current_organization_id existiert im Backend, aber es gibt noch keine Oberfläche zum Wechseln -- aktuell hat jeder Nutzer ohnehin nur eine Organisation), eine generische Textarea-Komponente, eine wiederverwendbare ConfirmDialog-Komponente (Lösch-Bestätigungen sind bisher pro Seite inline gebaut, nicht als gemeinsame Komponente extrahiert) sowie ein generischer Form-Wrapper (bewusst zurückgestellt, siehe ToDo.md -- Formulare mit 5-6 Feldern rechtfertigen die Abstraktion noch nicht). "Modal" wurde als Dialog-Komponente umgesetzt (radix-vue-basiert, funktional gleichwertig, nur anders benannt). "LoadingState" existiert in Form der vorhandenen Skeleton-Komponente, nicht als eigens benannte Komponente.</w:t>
+      </w:r>
+    </w:p>
+    <w:p>
       <w:r>
         <w:pict w14:anchorId="179B5DBE">
           <v:rect id="_x0000_i1197" style="width:0;height:1.5pt" o:hralign="center" o:hrstd="t" o:hr="t" fillcolor="#a0a0a0" stroked="f"/>
@@ -6544,6 +6624,22 @@
       </w:r>
     </w:p>
     <w:p>
+      <w:pPr/>
+      <w:r>
+        <w:rPr>
+          <w:b/>
+          <w:i/>
+        </w:rPr>
+        <w:t xml:space="preserve">🔎 Anmerkung (Claude, Stand 30.08.2026): </w:t>
+      </w:r>
+      <w:r>
+        <w:rPr>
+          <w:i/>
+        </w:rPr>
+        <w:t>Umgesetzt als Soft-Delete mit Bestätigungsdialog (kein separater Archiv-Status, keine "Wiederherstellen"-Funktion in der UI -- gelöschte Datensätze bleiben in der Datenbank erhalten, sind aber nur noch über direkten DB-Zugriff sichtbar).</w:t>
+      </w:r>
+    </w:p>
+    <w:p>
       <w:r>
         <w:t>Eine Immobilie kann mehrere Gebäude besitzen.</w:t>
       </w:r>
@@ -6603,6 +6699,38 @@
       </w:r>
     </w:p>
     <w:p>
+      <w:pPr/>
+      <w:r>
+        <w:rPr>
+          <w:b/>
+          <w:i/>
+        </w:rPr>
+        <w:t xml:space="preserve">🔎 Anmerkung (Claude, Stand 30.08.2026): </w:t>
+      </w:r>
+      <w:r>
+        <w:rPr>
+          <w:i/>
+        </w:rPr>
+        <w:t>Units haben aktuell kein Typ-Feld (Wohnung/Gewerbeeinheit/Stellplatz/sonstige) -- nur einen Belegungsstatus (App\Enums\UnitStatus: Leerstand/Vermietet/In Renovierung). Diese Typisierung wurde nicht als eigenständiges Feld umgesetzt; könnte bei Bedarf als weiteres Enum auf der units-Tabelle ergänzt werden.</w:t>
+      </w:r>
+    </w:p>
+    <w:p>
+      <w:pPr/>
+      <w:r>
+        <w:rPr>
+          <w:b/>
+          <w:i/>
+        </w:rPr>
+        <w:t xml:space="preserve">✅ Nachtrag (Claude, Stand 30.08.2026): </w:t>
+      </w:r>
+      <w:r>
+        <w:rPr>
+          <w:i/>
+        </w:rPr>
+        <w:t>Nachgeholt: neues `App\Enums\UnitType` (Wohnung/Gewerbeeinheit/Stellplatz/Sonstige Einheit), per Migration als `type`-Spalte auf `units` ergänzt (nicht die ursprüngliche Migration verändert, sondern eine neue hinzugefügt, da die erste bereits angewendet war), inklusive Formularfeld und Spalte in der Liste.</w:t>
+      </w:r>
+    </w:p>
+    <w:p>
       <w:pPr>
         <w:rPr>
           <w:b/>
@@ -6844,6 +6972,38 @@
       </w:r>
       <w:r>
         <w:t>ten</w:t>
+      </w:r>
+    </w:p>
+    <w:p>
+      <w:pPr/>
+      <w:r>
+        <w:rPr>
+          <w:b/>
+          <w:i/>
+        </w:rPr>
+        <w:t xml:space="preserve">🔎 Anmerkung (Claude, Stand 30.08.2026): </w:t>
+      </w:r>
+      <w:r>
+        <w:rPr>
+          <w:i/>
+        </w:rPr>
+        <w:t>Diese Property-Detailseite mit Unterreitern wurde nicht gebaut -- es gibt aktuell keine "Show"-Route für Immobilien (Route::resource(...)-&gt;except('show')), nur Liste/Anlegen/Bearbeiten. Bewusste Entscheidung, um keine komplexe Tab-Navigation zu bauen, bevor die referenzierten Unterbereiche (Verträge, Finanzen, Reparaturen, Dokumente, Aktivitäten) selbst existieren -- wird nachgeholt, sobald diese Module gebaut sind und eine Detailseite tatsächlich etwas zum Anzeigen hat.</w:t>
+      </w:r>
+    </w:p>
+    <w:p>
+      <w:pPr/>
+      <w:r>
+        <w:rPr>
+          <w:b/>
+          <w:i/>
+        </w:rPr>
+        <w:t xml:space="preserve">✅ Nachtrag (Claude, Stand 30.08.2026): </w:t>
+      </w:r>
+      <w:r>
+        <w:rPr>
+          <w:i/>
+        </w:rPr>
+        <w:t>Nachgeholt: `Properties/Show.vue` mit Tabs (Übersicht, Gebäude, Einheiten, Eigentümer, plus Platzhalter-Tabs für Verträge/Finanzen/Reparaturen/Dokumente/Aktivitäten, die weiterhin auf spätere Roadmap-Phasen warten). Neue, wiederverwendbare Tabs-Komponente unter resources/js/components/ui/tabs/ (radix-vue TabsRoot/TabsList/TabsTrigger/TabsContent, bisher ungenutzt im Projekt). Siehe docs/project-journal.md, Abschnitt 21.</w:t>
       </w:r>
     </w:p>
     <w:p>
@@ -7020,6 +7180,38 @@
       </w:pPr>
       <w:r>
         <w:t>Filter</w:t>
+      </w:r>
+    </w:p>
+    <w:p>
+      <w:pPr/>
+      <w:r>
+        <w:rPr>
+          <w:b/>
+          <w:i/>
+        </w:rPr>
+        <w:t xml:space="preserve">🔎 Anmerkung (Claude, Stand 30.08.2026): </w:t>
+      </w:r>
+      <w:r>
+        <w:rPr>
+          <w:i/>
+        </w:rPr>
+        <w:t>Suche und Filter wurden für Properties/Buildings/Units nicht umgesetzt -- nur Liste mit Pagination. Bei aktuell überschaubaren Datenmengen (Demo-Datensatz: 20 Immobilien) noch nicht erforderlich; nachzuholen, sobald reale Nutzungszahlen das nötig machen.</w:t>
+      </w:r>
+    </w:p>
+    <w:p>
+      <w:pPr/>
+      <w:r>
+        <w:rPr>
+          <w:b/>
+          <w:i/>
+        </w:rPr>
+        <w:t xml:space="preserve">✅ Nachtrag (Claude, Stand 30.08.2026): </w:t>
+      </w:r>
+      <w:r>
+        <w:rPr>
+          <w:i/>
+        </w:rPr>
+        <w:t>Nachgeholt: Textsuche (debounced, 300ms) für Properties, Buildings, Units, Owners und Tenants über einen neuen Composable (resources/js/composables/useListSearch.ts); Units zusätzlich mit Status-Filter-Dropdown. Server-seitig per einfachem `where(...like...)` in den jeweiligen Controllern, kein Such-Index nötig bei aktueller Datenmenge.</w:t>
       </w:r>
     </w:p>
     <w:p>
@@ -7493,6 +7685,38 @@
       <w:r>
         <w:lastRenderedPageBreak/>
         <w:t>Verwende wiederverwendbare Komponenten.</w:t>
+      </w:r>
+    </w:p>
+    <w:p>
+      <w:pPr/>
+      <w:r>
+        <w:rPr>
+          <w:b/>
+          <w:i/>
+        </w:rPr>
+        <w:t xml:space="preserve">🔎 Anmerkung (Claude, Stand 30.08.2026): </w:t>
+      </w:r>
+      <w:r>
+        <w:rPr>
+          <w:i/>
+        </w:rPr>
+        <w:t>Owners und Tenants haben wie Properties keine "Show"-Seite, nur Liste/Anlegen/Bearbeiten (gleiche Begründung wie bei der Property-Detailseite oben). "Dokumente anzeigen" und "relevante Finanzinformationen anzeigen" für Eigentümer sind noch nicht möglich, da die Module Documents und Finanzen (Payments/Invoices/Expenses) noch nicht implementiert sind -- geplant für spätere Phasen (siehe docs/roadmap.md).</w:t>
+      </w:r>
+    </w:p>
+    <w:p>
+      <w:pPr/>
+      <w:r>
+        <w:rPr>
+          <w:b/>
+          <w:i/>
+        </w:rPr>
+        <w:t xml:space="preserve">✅ Nachtrag (Claude, Stand 30.08.2026): </w:t>
+      </w:r>
+      <w:r>
+        <w:rPr>
+          <w:i/>
+        </w:rPr>
+        <w:t>Teilweise nachgeholt: `Owners/Show.vue` und `Tenants/Show.vue` existieren jetzt (gleiches Tabs-Muster wie bei Properties). "Dokumente anzeigen" und "relevante Finanzinformationen anzeigen" für Eigentümer bleiben weiterhin Platzhalter-Tabs — technisch nicht möglich, solange die Module Documents und Finanzen (Payments/Invoices/Expenses) selbst noch nicht existieren.</w:t>
       </w:r>
     </w:p>
     <w:p>
